--- a/Dissertation/Dis_actual_17_12.docx
+++ b/Dissertation/Dis_actual_17_12.docx
@@ -3371,71 +3371,121 @@
     <w:p>
       <w:pPr>
         <w:spacing w:line="360" w:lineRule="auto"/>
-        <w:ind w:firstLine="708"/>
         <w:jc w:val="both"/>
         <w:rPr>
           <w:lang w:val="ru-RU"/>
         </w:rPr>
       </w:pPr>
-    </w:p>
-    <w:p>
-      <w:pPr>
-        <w:spacing w:line="360" w:lineRule="auto"/>
-        <w:ind w:firstLine="708"/>
-        <w:jc w:val="both"/>
+      <w:r>
         <w:rPr>
           <w:lang w:val="ru-RU"/>
         </w:rPr>
-      </w:pPr>
-    </w:p>
-    <w:p>
-      <w:pPr>
-        <w:spacing w:line="360" w:lineRule="auto"/>
-        <w:ind w:firstLine="708"/>
+        <w:t>На данный момент:</w:t>
+      </w:r>
+    </w:p>
+    <w:p>
+      <w:pPr>
+        <w:pStyle w:val="ae"/>
+        <w:numPr>
+          <w:ilvl w:val="0"/>
+          <w:numId w:val="8"/>
+        </w:numPr>
+        <w:spacing w:line="360" w:lineRule="auto"/>
         <w:jc w:val="both"/>
         <w:rPr>
           <w:lang w:val="ru-RU"/>
         </w:rPr>
       </w:pPr>
-    </w:p>
-    <w:p>
-      <w:pPr>
-        <w:spacing w:line="360" w:lineRule="auto"/>
-        <w:ind w:firstLine="708"/>
-        <w:jc w:val="both"/>
+      <w:r>
         <w:rPr>
           <w:lang w:val="ru-RU"/>
         </w:rPr>
-      </w:pPr>
-    </w:p>
-    <w:p>
-      <w:pPr>
-        <w:spacing w:line="360" w:lineRule="auto"/>
-        <w:ind w:firstLine="708"/>
+        <w:t>Проведен первичный обзор литературы для погружения в проблему</w:t>
+      </w:r>
+    </w:p>
+    <w:p>
+      <w:pPr>
+        <w:pStyle w:val="ae"/>
+        <w:numPr>
+          <w:ilvl w:val="0"/>
+          <w:numId w:val="8"/>
+        </w:numPr>
+        <w:spacing w:line="360" w:lineRule="auto"/>
         <w:jc w:val="both"/>
         <w:rPr>
           <w:lang w:val="ru-RU"/>
         </w:rPr>
       </w:pPr>
-    </w:p>
-    <w:p>
-      <w:pPr>
-        <w:spacing w:line="360" w:lineRule="auto"/>
-        <w:ind w:firstLine="708"/>
-        <w:jc w:val="both"/>
+      <w:r>
         <w:rPr>
           <w:lang w:val="ru-RU"/>
         </w:rPr>
-      </w:pPr>
-    </w:p>
-    <w:p>
-      <w:pPr>
-        <w:spacing w:line="360" w:lineRule="auto"/>
-        <w:jc w:val="both"/>
+        <w:t>Существует 2 гипотезы</w:t>
+      </w:r>
+      <w:r>
         <w:rPr>
           <w:lang w:val="ru-RU"/>
         </w:rPr>
-      </w:pPr>
+        <w:t xml:space="preserve"> о возможном улучшении метода </w:t>
+      </w:r>
+      <w:r>
+        <w:rPr>
+          <w:lang w:val="en-US"/>
+        </w:rPr>
+        <w:t>MPPI</w:t>
+      </w:r>
+    </w:p>
+    <w:p>
+      <w:pPr>
+        <w:pStyle w:val="ae"/>
+        <w:numPr>
+          <w:ilvl w:val="0"/>
+          <w:numId w:val="8"/>
+        </w:numPr>
+        <w:spacing w:line="360" w:lineRule="auto"/>
+        <w:jc w:val="both"/>
+        <w:rPr>
+          <w:lang w:val="ru-RU"/>
+        </w:rPr>
+      </w:pPr>
+      <w:r>
+        <w:rPr>
+          <w:lang w:val="ru-RU"/>
+        </w:rPr>
+        <w:t>Есть симулятор, позволяющий проводить симуляции, а также найдены имплементации, для адаптации вычислений на</w:t>
+      </w:r>
+      <w:r>
+        <w:rPr>
+          <w:lang w:val="ru-RU"/>
+        </w:rPr>
+        <w:t xml:space="preserve"> </w:t>
+      </w:r>
+      <w:r>
+        <w:rPr>
+          <w:lang w:val="en-US"/>
+        </w:rPr>
+        <w:t>GPU</w:t>
+      </w:r>
+    </w:p>
+    <w:p>
+      <w:pPr>
+        <w:pStyle w:val="ae"/>
+        <w:numPr>
+          <w:ilvl w:val="0"/>
+          <w:numId w:val="8"/>
+        </w:numPr>
+        <w:spacing w:line="360" w:lineRule="auto"/>
+        <w:jc w:val="both"/>
+        <w:rPr>
+          <w:lang w:val="ru-RU"/>
+        </w:rPr>
+      </w:pPr>
+      <w:r>
+        <w:rPr>
+          <w:lang w:val="ru-RU"/>
+        </w:rPr>
+        <w:t>Сейчас получено сравнение версий контроллера, который имеет полную модель среды и модель, не учитывающую внешнюю силу, которую можно регулировать</w:t>
+      </w:r>
     </w:p>
     <w:p>
       <w:pPr>
@@ -4528,21 +4578,12 @@
         </w:rPr>
         <w:t xml:space="preserve"> </w:t>
       </w:r>
-      <w:proofErr w:type="spellStart"/>
       <w:r>
         <w:rPr>
           <w:sz w:val="24"/>
           <w:szCs w:val="24"/>
         </w:rPr>
-        <w:t>Gandhi</w:t>
-      </w:r>
-      <w:proofErr w:type="spellEnd"/>
-      <w:r>
-        <w:rPr>
-          <w:sz w:val="24"/>
-          <w:szCs w:val="24"/>
-        </w:rPr>
-        <w:t xml:space="preserve"> M. S. и др. </w:t>
+        <w:t xml:space="preserve">Gandhi M. S. и др. </w:t>
       </w:r>
       <w:r>
         <w:rPr>
@@ -4615,30 +4656,35 @@
         </w:rPr>
         <w:t xml:space="preserve">Raisi M., </w:t>
       </w:r>
-      <w:proofErr w:type="spellStart"/>
       <w:r>
         <w:rPr>
           <w:sz w:val="24"/>
           <w:szCs w:val="24"/>
           <w:lang w:val="en-US"/>
         </w:rPr>
-        <w:t>Noohian</w:t>
-      </w:r>
-      <w:proofErr w:type="spellEnd"/>
+        <w:t xml:space="preserve">Noohian A., Fallah S. A fault-tolerant and robust controller using model predictive path integral control for free-flying space robots // Frontiers in Robotics and AI. 2022. </w:t>
+      </w:r>
+      <w:r>
+        <w:rPr>
+          <w:sz w:val="24"/>
+          <w:szCs w:val="24"/>
+        </w:rPr>
+        <w:t>Т</w:t>
+      </w:r>
       <w:r>
         <w:rPr>
           <w:sz w:val="24"/>
           <w:szCs w:val="24"/>
           <w:lang w:val="en-US"/>
         </w:rPr>
-        <w:t xml:space="preserve"> A., Fallah S. A fault-tolerant and robust controller using model predictive path integral control for free-flying space robots // Frontiers in Robotics and AI. 2022. </w:t>
+        <w:t xml:space="preserve">. 9. </w:t>
       </w:r>
       <w:r>
         <w:rPr>
           <w:sz w:val="24"/>
           <w:szCs w:val="24"/>
         </w:rPr>
-        <w:t>Т</w:t>
+        <w:t>С</w:t>
       </w:r>
       <w:r>
         <w:rPr>
@@ -4646,14 +4692,25 @@
           <w:szCs w:val="24"/>
           <w:lang w:val="en-US"/>
         </w:rPr>
-        <w:t xml:space="preserve">. 9. </w:t>
-      </w:r>
-      <w:r>
+        <w:t>. 1027918.</w:t>
+      </w:r>
+    </w:p>
+  </w:footnote>
+  <w:footnote w:id="3">
+    <w:p>
+      <w:pPr>
+        <w:spacing w:after="0" w:line="360" w:lineRule="auto"/>
+        <w:jc w:val="both"/>
         <w:rPr>
           <w:sz w:val="24"/>
           <w:szCs w:val="24"/>
         </w:rPr>
-        <w:t>С</w:t>
+      </w:pPr>
+      <w:r>
+        <w:rPr>
+          <w:vertAlign w:val="superscript"/>
+        </w:rPr>
+        <w:footnoteRef/>
       </w:r>
       <w:r>
         <w:rPr>
@@ -4661,25 +4718,14 @@
           <w:szCs w:val="24"/>
           <w:lang w:val="en-US"/>
         </w:rPr>
-        <w:t>. 1027918.</w:t>
-      </w:r>
-    </w:p>
-  </w:footnote>
-  <w:footnote w:id="3">
-    <w:p>
-      <w:pPr>
-        <w:spacing w:after="0" w:line="360" w:lineRule="auto"/>
-        <w:jc w:val="both"/>
+        <w:t xml:space="preserve"> Williams G. </w:t>
+      </w:r>
+      <w:r>
         <w:rPr>
           <w:sz w:val="24"/>
           <w:szCs w:val="24"/>
         </w:rPr>
-      </w:pPr>
-      <w:r>
-        <w:rPr>
-          <w:vertAlign w:val="superscript"/>
-        </w:rPr>
-        <w:footnoteRef/>
+        <w:t>и</w:t>
       </w:r>
       <w:r>
         <w:rPr>
@@ -4687,14 +4733,14 @@
           <w:szCs w:val="24"/>
           <w:lang w:val="en-US"/>
         </w:rPr>
-        <w:t xml:space="preserve"> Williams G. </w:t>
+        <w:t xml:space="preserve"> </w:t>
       </w:r>
       <w:r>
         <w:rPr>
           <w:sz w:val="24"/>
           <w:szCs w:val="24"/>
         </w:rPr>
-        <w:t>и</w:t>
+        <w:t>др</w:t>
       </w:r>
       <w:r>
         <w:rPr>
@@ -4702,34 +4748,7 @@
           <w:szCs w:val="24"/>
           <w:lang w:val="en-US"/>
         </w:rPr>
-        <w:t xml:space="preserve"> </w:t>
-      </w:r>
-      <w:proofErr w:type="spellStart"/>
-      <w:proofErr w:type="gramStart"/>
-      <w:r>
-        <w:rPr>
-          <w:sz w:val="24"/>
-          <w:szCs w:val="24"/>
-        </w:rPr>
-        <w:t>др</w:t>
-      </w:r>
-      <w:proofErr w:type="spellEnd"/>
-      <w:r>
-        <w:rPr>
-          <w:sz w:val="24"/>
-          <w:szCs w:val="24"/>
-          <w:lang w:val="en-US"/>
-        </w:rPr>
-        <w:t>..</w:t>
-      </w:r>
-      <w:proofErr w:type="gramEnd"/>
-      <w:r>
-        <w:rPr>
-          <w:sz w:val="24"/>
-          <w:szCs w:val="24"/>
-          <w:lang w:val="en-US"/>
-        </w:rPr>
-        <w:t xml:space="preserve"> Model predictive path integral control: From theory to parallel computation //Journal of Guidance, Control, and Dynamics. </w:t>
+        <w:t xml:space="preserve">.. Model predictive path integral control: From theory to parallel computation //Journal of Guidance, Control, and Dynamics. </w:t>
       </w:r>
       <w:r>
         <w:rPr>
@@ -5164,6 +5183,345 @@
     </w:lvl>
   </w:abstractNum>
   <w:abstractNum w:abstractNumId="4" w15:restartNumberingAfterBreak="0">
+    <w:nsid w:val="2CDE0F00"/>
+    <w:multiLevelType w:val="hybridMultilevel"/>
+    <w:tmpl w:val="54A0FE9E"/>
+    <w:lvl w:ilvl="0" w:tplc="8E3AAAD4">
+      <w:start w:val="1"/>
+      <w:numFmt w:val="bullet"/>
+      <w:lvlText w:val=""/>
+      <w:lvlJc w:val="left"/>
+      <w:pPr>
+        <w:ind w:left="720" w:hanging="360"/>
+      </w:pPr>
+      <w:rPr>
+        <w:rFonts w:ascii="Symbol" w:hAnsi="Symbol" w:hint="default"/>
+      </w:rPr>
+    </w:lvl>
+    <w:lvl w:ilvl="1" w:tplc="04190003" w:tentative="1">
+      <w:start w:val="1"/>
+      <w:numFmt w:val="bullet"/>
+      <w:lvlText w:val="o"/>
+      <w:lvlJc w:val="left"/>
+      <w:pPr>
+        <w:ind w:left="1440" w:hanging="360"/>
+      </w:pPr>
+      <w:rPr>
+        <w:rFonts w:ascii="Courier New" w:hAnsi="Courier New" w:cs="Courier New" w:hint="default"/>
+      </w:rPr>
+    </w:lvl>
+    <w:lvl w:ilvl="2" w:tplc="04190005" w:tentative="1">
+      <w:start w:val="1"/>
+      <w:numFmt w:val="bullet"/>
+      <w:lvlText w:val=""/>
+      <w:lvlJc w:val="left"/>
+      <w:pPr>
+        <w:ind w:left="2160" w:hanging="360"/>
+      </w:pPr>
+      <w:rPr>
+        <w:rFonts w:ascii="Wingdings" w:hAnsi="Wingdings" w:hint="default"/>
+      </w:rPr>
+    </w:lvl>
+    <w:lvl w:ilvl="3" w:tplc="04190001" w:tentative="1">
+      <w:start w:val="1"/>
+      <w:numFmt w:val="bullet"/>
+      <w:lvlText w:val=""/>
+      <w:lvlJc w:val="left"/>
+      <w:pPr>
+        <w:ind w:left="2880" w:hanging="360"/>
+      </w:pPr>
+      <w:rPr>
+        <w:rFonts w:ascii="Symbol" w:hAnsi="Symbol" w:hint="default"/>
+      </w:rPr>
+    </w:lvl>
+    <w:lvl w:ilvl="4" w:tplc="04190003" w:tentative="1">
+      <w:start w:val="1"/>
+      <w:numFmt w:val="bullet"/>
+      <w:lvlText w:val="o"/>
+      <w:lvlJc w:val="left"/>
+      <w:pPr>
+        <w:ind w:left="3600" w:hanging="360"/>
+      </w:pPr>
+      <w:rPr>
+        <w:rFonts w:ascii="Courier New" w:hAnsi="Courier New" w:cs="Courier New" w:hint="default"/>
+      </w:rPr>
+    </w:lvl>
+    <w:lvl w:ilvl="5" w:tplc="04190005" w:tentative="1">
+      <w:start w:val="1"/>
+      <w:numFmt w:val="bullet"/>
+      <w:lvlText w:val=""/>
+      <w:lvlJc w:val="left"/>
+      <w:pPr>
+        <w:ind w:left="4320" w:hanging="360"/>
+      </w:pPr>
+      <w:rPr>
+        <w:rFonts w:ascii="Wingdings" w:hAnsi="Wingdings" w:hint="default"/>
+      </w:rPr>
+    </w:lvl>
+    <w:lvl w:ilvl="6" w:tplc="04190001" w:tentative="1">
+      <w:start w:val="1"/>
+      <w:numFmt w:val="bullet"/>
+      <w:lvlText w:val=""/>
+      <w:lvlJc w:val="left"/>
+      <w:pPr>
+        <w:ind w:left="5040" w:hanging="360"/>
+      </w:pPr>
+      <w:rPr>
+        <w:rFonts w:ascii="Symbol" w:hAnsi="Symbol" w:hint="default"/>
+      </w:rPr>
+    </w:lvl>
+    <w:lvl w:ilvl="7" w:tplc="04190003" w:tentative="1">
+      <w:start w:val="1"/>
+      <w:numFmt w:val="bullet"/>
+      <w:lvlText w:val="o"/>
+      <w:lvlJc w:val="left"/>
+      <w:pPr>
+        <w:ind w:left="5760" w:hanging="360"/>
+      </w:pPr>
+      <w:rPr>
+        <w:rFonts w:ascii="Courier New" w:hAnsi="Courier New" w:cs="Courier New" w:hint="default"/>
+      </w:rPr>
+    </w:lvl>
+    <w:lvl w:ilvl="8" w:tplc="04190005" w:tentative="1">
+      <w:start w:val="1"/>
+      <w:numFmt w:val="bullet"/>
+      <w:lvlText w:val=""/>
+      <w:lvlJc w:val="left"/>
+      <w:pPr>
+        <w:ind w:left="6480" w:hanging="360"/>
+      </w:pPr>
+      <w:rPr>
+        <w:rFonts w:ascii="Wingdings" w:hAnsi="Wingdings" w:hint="default"/>
+      </w:rPr>
+    </w:lvl>
+  </w:abstractNum>
+  <w:abstractNum w:abstractNumId="5" w15:restartNumberingAfterBreak="0">
+    <w:nsid w:val="4A1D7654"/>
+    <w:multiLevelType w:val="hybridMultilevel"/>
+    <w:tmpl w:val="698A4466"/>
+    <w:lvl w:ilvl="0" w:tplc="8E3AAAD4">
+      <w:start w:val="1"/>
+      <w:numFmt w:val="bullet"/>
+      <w:lvlText w:val=""/>
+      <w:lvlJc w:val="left"/>
+      <w:pPr>
+        <w:ind w:left="720" w:hanging="360"/>
+      </w:pPr>
+      <w:rPr>
+        <w:rFonts w:ascii="Symbol" w:hAnsi="Symbol" w:hint="default"/>
+      </w:rPr>
+    </w:lvl>
+    <w:lvl w:ilvl="1" w:tplc="04190003" w:tentative="1">
+      <w:start w:val="1"/>
+      <w:numFmt w:val="bullet"/>
+      <w:lvlText w:val="o"/>
+      <w:lvlJc w:val="left"/>
+      <w:pPr>
+        <w:ind w:left="1440" w:hanging="360"/>
+      </w:pPr>
+      <w:rPr>
+        <w:rFonts w:ascii="Courier New" w:hAnsi="Courier New" w:cs="Courier New" w:hint="default"/>
+      </w:rPr>
+    </w:lvl>
+    <w:lvl w:ilvl="2" w:tplc="04190005" w:tentative="1">
+      <w:start w:val="1"/>
+      <w:numFmt w:val="bullet"/>
+      <w:lvlText w:val=""/>
+      <w:lvlJc w:val="left"/>
+      <w:pPr>
+        <w:ind w:left="2160" w:hanging="360"/>
+      </w:pPr>
+      <w:rPr>
+        <w:rFonts w:ascii="Wingdings" w:hAnsi="Wingdings" w:hint="default"/>
+      </w:rPr>
+    </w:lvl>
+    <w:lvl w:ilvl="3" w:tplc="04190001" w:tentative="1">
+      <w:start w:val="1"/>
+      <w:numFmt w:val="bullet"/>
+      <w:lvlText w:val=""/>
+      <w:lvlJc w:val="left"/>
+      <w:pPr>
+        <w:ind w:left="2880" w:hanging="360"/>
+      </w:pPr>
+      <w:rPr>
+        <w:rFonts w:ascii="Symbol" w:hAnsi="Symbol" w:hint="default"/>
+      </w:rPr>
+    </w:lvl>
+    <w:lvl w:ilvl="4" w:tplc="04190003" w:tentative="1">
+      <w:start w:val="1"/>
+      <w:numFmt w:val="bullet"/>
+      <w:lvlText w:val="o"/>
+      <w:lvlJc w:val="left"/>
+      <w:pPr>
+        <w:ind w:left="3600" w:hanging="360"/>
+      </w:pPr>
+      <w:rPr>
+        <w:rFonts w:ascii="Courier New" w:hAnsi="Courier New" w:cs="Courier New" w:hint="default"/>
+      </w:rPr>
+    </w:lvl>
+    <w:lvl w:ilvl="5" w:tplc="04190005" w:tentative="1">
+      <w:start w:val="1"/>
+      <w:numFmt w:val="bullet"/>
+      <w:lvlText w:val=""/>
+      <w:lvlJc w:val="left"/>
+      <w:pPr>
+        <w:ind w:left="4320" w:hanging="360"/>
+      </w:pPr>
+      <w:rPr>
+        <w:rFonts w:ascii="Wingdings" w:hAnsi="Wingdings" w:hint="default"/>
+      </w:rPr>
+    </w:lvl>
+    <w:lvl w:ilvl="6" w:tplc="04190001" w:tentative="1">
+      <w:start w:val="1"/>
+      <w:numFmt w:val="bullet"/>
+      <w:lvlText w:val=""/>
+      <w:lvlJc w:val="left"/>
+      <w:pPr>
+        <w:ind w:left="5040" w:hanging="360"/>
+      </w:pPr>
+      <w:rPr>
+        <w:rFonts w:ascii="Symbol" w:hAnsi="Symbol" w:hint="default"/>
+      </w:rPr>
+    </w:lvl>
+    <w:lvl w:ilvl="7" w:tplc="04190003" w:tentative="1">
+      <w:start w:val="1"/>
+      <w:numFmt w:val="bullet"/>
+      <w:lvlText w:val="o"/>
+      <w:lvlJc w:val="left"/>
+      <w:pPr>
+        <w:ind w:left="5760" w:hanging="360"/>
+      </w:pPr>
+      <w:rPr>
+        <w:rFonts w:ascii="Courier New" w:hAnsi="Courier New" w:cs="Courier New" w:hint="default"/>
+      </w:rPr>
+    </w:lvl>
+    <w:lvl w:ilvl="8" w:tplc="04190005" w:tentative="1">
+      <w:start w:val="1"/>
+      <w:numFmt w:val="bullet"/>
+      <w:lvlText w:val=""/>
+      <w:lvlJc w:val="left"/>
+      <w:pPr>
+        <w:ind w:left="6480" w:hanging="360"/>
+      </w:pPr>
+      <w:rPr>
+        <w:rFonts w:ascii="Wingdings" w:hAnsi="Wingdings" w:hint="default"/>
+      </w:rPr>
+    </w:lvl>
+  </w:abstractNum>
+  <w:abstractNum w:abstractNumId="6" w15:restartNumberingAfterBreak="0">
+    <w:nsid w:val="6D8B2A33"/>
+    <w:multiLevelType w:val="hybridMultilevel"/>
+    <w:tmpl w:val="4296CFEA"/>
+    <w:lvl w:ilvl="0" w:tplc="8E3AAAD4">
+      <w:start w:val="1"/>
+      <w:numFmt w:val="bullet"/>
+      <w:lvlText w:val=""/>
+      <w:lvlJc w:val="left"/>
+      <w:pPr>
+        <w:ind w:left="1440" w:hanging="360"/>
+      </w:pPr>
+      <w:rPr>
+        <w:rFonts w:ascii="Symbol" w:hAnsi="Symbol" w:hint="default"/>
+      </w:rPr>
+    </w:lvl>
+    <w:lvl w:ilvl="1" w:tplc="04190003" w:tentative="1">
+      <w:start w:val="1"/>
+      <w:numFmt w:val="bullet"/>
+      <w:lvlText w:val="o"/>
+      <w:lvlJc w:val="left"/>
+      <w:pPr>
+        <w:ind w:left="2160" w:hanging="360"/>
+      </w:pPr>
+      <w:rPr>
+        <w:rFonts w:ascii="Courier New" w:hAnsi="Courier New" w:cs="Courier New" w:hint="default"/>
+      </w:rPr>
+    </w:lvl>
+    <w:lvl w:ilvl="2" w:tplc="04190005" w:tentative="1">
+      <w:start w:val="1"/>
+      <w:numFmt w:val="bullet"/>
+      <w:lvlText w:val=""/>
+      <w:lvlJc w:val="left"/>
+      <w:pPr>
+        <w:ind w:left="2880" w:hanging="360"/>
+      </w:pPr>
+      <w:rPr>
+        <w:rFonts w:ascii="Wingdings" w:hAnsi="Wingdings" w:hint="default"/>
+      </w:rPr>
+    </w:lvl>
+    <w:lvl w:ilvl="3" w:tplc="04190001" w:tentative="1">
+      <w:start w:val="1"/>
+      <w:numFmt w:val="bullet"/>
+      <w:lvlText w:val=""/>
+      <w:lvlJc w:val="left"/>
+      <w:pPr>
+        <w:ind w:left="3600" w:hanging="360"/>
+      </w:pPr>
+      <w:rPr>
+        <w:rFonts w:ascii="Symbol" w:hAnsi="Symbol" w:hint="default"/>
+      </w:rPr>
+    </w:lvl>
+    <w:lvl w:ilvl="4" w:tplc="04190003" w:tentative="1">
+      <w:start w:val="1"/>
+      <w:numFmt w:val="bullet"/>
+      <w:lvlText w:val="o"/>
+      <w:lvlJc w:val="left"/>
+      <w:pPr>
+        <w:ind w:left="4320" w:hanging="360"/>
+      </w:pPr>
+      <w:rPr>
+        <w:rFonts w:ascii="Courier New" w:hAnsi="Courier New" w:cs="Courier New" w:hint="default"/>
+      </w:rPr>
+    </w:lvl>
+    <w:lvl w:ilvl="5" w:tplc="04190005" w:tentative="1">
+      <w:start w:val="1"/>
+      <w:numFmt w:val="bullet"/>
+      <w:lvlText w:val=""/>
+      <w:lvlJc w:val="left"/>
+      <w:pPr>
+        <w:ind w:left="5040" w:hanging="360"/>
+      </w:pPr>
+      <w:rPr>
+        <w:rFonts w:ascii="Wingdings" w:hAnsi="Wingdings" w:hint="default"/>
+      </w:rPr>
+    </w:lvl>
+    <w:lvl w:ilvl="6" w:tplc="04190001" w:tentative="1">
+      <w:start w:val="1"/>
+      <w:numFmt w:val="bullet"/>
+      <w:lvlText w:val=""/>
+      <w:lvlJc w:val="left"/>
+      <w:pPr>
+        <w:ind w:left="5760" w:hanging="360"/>
+      </w:pPr>
+      <w:rPr>
+        <w:rFonts w:ascii="Symbol" w:hAnsi="Symbol" w:hint="default"/>
+      </w:rPr>
+    </w:lvl>
+    <w:lvl w:ilvl="7" w:tplc="04190003" w:tentative="1">
+      <w:start w:val="1"/>
+      <w:numFmt w:val="bullet"/>
+      <w:lvlText w:val="o"/>
+      <w:lvlJc w:val="left"/>
+      <w:pPr>
+        <w:ind w:left="6480" w:hanging="360"/>
+      </w:pPr>
+      <w:rPr>
+        <w:rFonts w:ascii="Courier New" w:hAnsi="Courier New" w:cs="Courier New" w:hint="default"/>
+      </w:rPr>
+    </w:lvl>
+    <w:lvl w:ilvl="8" w:tplc="04190005" w:tentative="1">
+      <w:start w:val="1"/>
+      <w:numFmt w:val="bullet"/>
+      <w:lvlText w:val=""/>
+      <w:lvlJc w:val="left"/>
+      <w:pPr>
+        <w:ind w:left="7200" w:hanging="360"/>
+      </w:pPr>
+      <w:rPr>
+        <w:rFonts w:ascii="Wingdings" w:hAnsi="Wingdings" w:hint="default"/>
+      </w:rPr>
+    </w:lvl>
+  </w:abstractNum>
+  <w:abstractNum w:abstractNumId="7" w15:restartNumberingAfterBreak="0">
     <w:nsid w:val="7C674963"/>
     <w:multiLevelType w:val="multilevel"/>
     <w:tmpl w:val="518E35E4"/>
@@ -5250,7 +5608,7 @@
     </w:lvl>
   </w:abstractNum>
   <w:num w:numId="1" w16cid:durableId="425535739">
-    <w:abstractNumId w:val="4"/>
+    <w:abstractNumId w:val="7"/>
   </w:num>
   <w:num w:numId="2" w16cid:durableId="2038194280">
     <w:abstractNumId w:val="0"/>
@@ -5263,6 +5621,15 @@
   </w:num>
   <w:num w:numId="5" w16cid:durableId="1707100268">
     <w:abstractNumId w:val="3"/>
+  </w:num>
+  <w:num w:numId="6" w16cid:durableId="2070028691">
+    <w:abstractNumId w:val="4"/>
+  </w:num>
+  <w:num w:numId="7" w16cid:durableId="1210145433">
+    <w:abstractNumId w:val="6"/>
+  </w:num>
+  <w:num w:numId="8" w16cid:durableId="310986124">
+    <w:abstractNumId w:val="5"/>
   </w:num>
 </w:numbering>
 </file>
@@ -5962,6 +6329,17 @@
       <w:color w:val="666666"/>
     </w:rPr>
   </w:style>
+  <w:style w:type="paragraph" w:styleId="ae">
+    <w:name w:val="List Paragraph"/>
+    <w:basedOn w:val="a"/>
+    <w:uiPriority w:val="34"/>
+    <w:qFormat/>
+    <w:rsid w:val="005D3CF5"/>
+    <w:pPr>
+      <w:ind w:left="720"/>
+      <w:contextualSpacing/>
+    </w:pPr>
+  </w:style>
 </w:styles>
 </file>
 
